--- a/public/files/meeting-minutes/meeting-minutes.docx
+++ b/public/files/meeting-minutes/meeting-minutes.docx
@@ -4,7 +4,7 @@
   <w:body>
     <w:p>
       <w:pPr>
-        <w:spacing w:after="31" w:before="0" w:line="312" w:lineRule="auto"/>
+        <w:spacing w:after="34" w:before="0" w:line="312" w:lineRule="auto"/>
         <w:jc w:val="center"/>
       </w:pPr>
       <w:r>
@@ -19,7 +19,7 @@
     </w:p>
     <w:p>
       <w:pPr>
-        <w:spacing w:after="78" w:before="0" w:line="312" w:lineRule="auto"/>
+        <w:spacing w:after="85" w:before="0" w:line="312" w:lineRule="auto"/>
         <w:jc w:val="left"/>
         <w:pBdr>
           <w:bottom w:val="single" w:sz="14" w:space="2" w:color="24384F"/>
@@ -35,7 +35,7 @@
     </w:p>
     <w:p>
       <w:pPr>
-        <w:spacing w:after="94" w:before="0" w:line="312" w:lineRule="auto"/>
+        <w:spacing w:after="102" w:before="0" w:line="312" w:lineRule="auto"/>
         <w:jc w:val="left"/>
       </w:pPr>
       <w:r>
@@ -62,7 +62,7 @@
       </w:tblGrid>
       <w:tr>
         <w:trPr>
-          <w:trHeight w:val="398" w:hRule="atLeast"/>
+          <w:trHeight w:val="433" w:hRule="atLeast"/>
         </w:trPr>
         <w:tc>
           <w:tcPr>
@@ -177,7 +177,7 @@
       </w:tr>
       <w:tr>
         <w:trPr>
-          <w:trHeight w:val="398" w:hRule="atLeast"/>
+          <w:trHeight w:val="433" w:hRule="atLeast"/>
         </w:trPr>
         <w:tc>
           <w:tcPr>
@@ -289,7 +289,7 @@
       </w:tr>
       <w:tr>
         <w:trPr>
-          <w:trHeight w:val="398" w:hRule="atLeast"/>
+          <w:trHeight w:val="433" w:hRule="atLeast"/>
         </w:trPr>
         <w:tc>
           <w:tcPr>
@@ -402,7 +402,7 @@
     </w:tbl>
     <w:p>
       <w:pPr>
-        <w:spacing w:after="31" w:before="0" w:line="312" w:lineRule="auto"/>
+        <w:spacing w:after="34" w:before="0" w:line="312" w:lineRule="auto"/>
         <w:jc w:val="left"/>
       </w:pPr>
       <w:r>
@@ -415,7 +415,7 @@
     </w:p>
     <w:p>
       <w:pPr>
-        <w:spacing w:after="31" w:before="62" w:line="312" w:lineRule="auto"/>
+        <w:spacing w:after="34" w:before="68" w:line="312" w:lineRule="auto"/>
         <w:jc w:val="left"/>
         <w:pBdr>
           <w:bottom w:val="single" w:sz="6" w:space="2" w:color="C9D2DD"/>
@@ -454,7 +454,7 @@
       </w:tblGrid>
       <w:tr>
         <w:trPr>
-          <w:trHeight w:val="442" w:hRule="atLeast"/>
+          <w:trHeight w:val="481" w:hRule="atLeast"/>
         </w:trPr>
         <w:tc>
           <w:tcPr>
@@ -517,7 +517,7 @@
       </w:tr>
       <w:tr>
         <w:trPr>
-          <w:trHeight w:val="442" w:hRule="atLeast"/>
+          <w:trHeight w:val="481" w:hRule="atLeast"/>
         </w:trPr>
         <w:tc>
           <w:tcPr>
@@ -533,7 +533,7 @@
           <w:p>
             <w:pPr>
               <w:spacing w:after="0" w:line="312" w:lineRule="auto"/>
-              <w:jc w:val="left"/>
+              <w:jc w:val="center"/>
             </w:pPr>
             <w:r/>
             <w:r>
@@ -559,7 +559,7 @@
           <w:p>
             <w:pPr>
               <w:spacing w:after="0" w:line="312" w:lineRule="auto"/>
-              <w:jc w:val="left"/>
+              <w:jc w:val="center"/>
             </w:pPr>
             <w:r/>
             <w:r>
@@ -574,7 +574,7 @@
       </w:tr>
       <w:tr>
         <w:trPr>
-          <w:trHeight w:val="442" w:hRule="atLeast"/>
+          <w:trHeight w:val="481" w:hRule="atLeast"/>
         </w:trPr>
         <w:tc>
           <w:tcPr>
@@ -590,7 +590,7 @@
           <w:p>
             <w:pPr>
               <w:spacing w:after="0" w:line="312" w:lineRule="auto"/>
-              <w:jc w:val="left"/>
+              <w:jc w:val="center"/>
             </w:pPr>
             <w:r/>
             <w:r>
@@ -616,7 +616,7 @@
           <w:p>
             <w:pPr>
               <w:spacing w:after="0" w:line="312" w:lineRule="auto"/>
-              <w:jc w:val="left"/>
+              <w:jc w:val="center"/>
             </w:pPr>
             <w:r/>
             <w:r>
@@ -631,7 +631,7 @@
       </w:tr>
       <w:tr>
         <w:trPr>
-          <w:trHeight w:val="442" w:hRule="atLeast"/>
+          <w:trHeight w:val="481" w:hRule="atLeast"/>
         </w:trPr>
         <w:tc>
           <w:tcPr>
@@ -647,7 +647,7 @@
           <w:p>
             <w:pPr>
               <w:spacing w:after="0" w:line="312" w:lineRule="auto"/>
-              <w:jc w:val="left"/>
+              <w:jc w:val="center"/>
             </w:pPr>
             <w:r/>
             <w:r>
@@ -673,7 +673,7 @@
           <w:p>
             <w:pPr>
               <w:spacing w:after="0" w:line="312" w:lineRule="auto"/>
-              <w:jc w:val="left"/>
+              <w:jc w:val="center"/>
             </w:pPr>
             <w:r/>
             <w:r>
@@ -688,7 +688,7 @@
       </w:tr>
       <w:tr>
         <w:trPr>
-          <w:trHeight w:val="442" w:hRule="atLeast"/>
+          <w:trHeight w:val="481" w:hRule="atLeast"/>
         </w:trPr>
         <w:tc>
           <w:tcPr>
@@ -704,7 +704,7 @@
           <w:p>
             <w:pPr>
               <w:spacing w:after="0" w:line="312" w:lineRule="auto"/>
-              <w:jc w:val="left"/>
+              <w:jc w:val="center"/>
             </w:pPr>
             <w:r/>
             <w:r>
@@ -730,7 +730,7 @@
           <w:p>
             <w:pPr>
               <w:spacing w:after="0" w:line="312" w:lineRule="auto"/>
-              <w:jc w:val="left"/>
+              <w:jc w:val="center"/>
             </w:pPr>
             <w:r/>
             <w:r>
@@ -745,7 +745,7 @@
       </w:tr>
       <w:tr>
         <w:trPr>
-          <w:trHeight w:val="442" w:hRule="atLeast"/>
+          <w:trHeight w:val="481" w:hRule="atLeast"/>
         </w:trPr>
         <w:tc>
           <w:tcPr>
@@ -761,7 +761,7 @@
           <w:p>
             <w:pPr>
               <w:spacing w:after="0" w:line="312" w:lineRule="auto"/>
-              <w:jc w:val="left"/>
+              <w:jc w:val="center"/>
             </w:pPr>
             <w:r/>
             <w:r>
@@ -787,7 +787,7 @@
           <w:p>
             <w:pPr>
               <w:spacing w:after="0" w:line="312" w:lineRule="auto"/>
-              <w:jc w:val="left"/>
+              <w:jc w:val="center"/>
             </w:pPr>
             <w:r/>
             <w:r>
@@ -802,7 +802,7 @@
       </w:tr>
       <w:tr>
         <w:trPr>
-          <w:trHeight w:val="442" w:hRule="atLeast"/>
+          <w:trHeight w:val="481" w:hRule="atLeast"/>
         </w:trPr>
         <w:tc>
           <w:tcPr>
@@ -818,7 +818,7 @@
           <w:p>
             <w:pPr>
               <w:spacing w:after="0" w:line="312" w:lineRule="auto"/>
-              <w:jc w:val="left"/>
+              <w:jc w:val="center"/>
             </w:pPr>
             <w:r/>
             <w:r>
@@ -844,7 +844,7 @@
           <w:p>
             <w:pPr>
               <w:spacing w:after="0" w:line="312" w:lineRule="auto"/>
-              <w:jc w:val="left"/>
+              <w:jc w:val="center"/>
             </w:pPr>
             <w:r/>
             <w:r>
@@ -859,7 +859,7 @@
       </w:tr>
       <w:tr>
         <w:trPr>
-          <w:trHeight w:val="442" w:hRule="atLeast"/>
+          <w:trHeight w:val="481" w:hRule="atLeast"/>
         </w:trPr>
         <w:tc>
           <w:tcPr>
@@ -875,7 +875,7 @@
           <w:p>
             <w:pPr>
               <w:spacing w:after="0" w:line="312" w:lineRule="auto"/>
-              <w:jc w:val="left"/>
+              <w:jc w:val="center"/>
             </w:pPr>
             <w:r/>
             <w:r>
@@ -901,7 +901,7 @@
           <w:p>
             <w:pPr>
               <w:spacing w:after="0" w:line="312" w:lineRule="auto"/>
-              <w:jc w:val="left"/>
+              <w:jc w:val="center"/>
             </w:pPr>
             <w:r/>
             <w:r>
@@ -916,7 +916,7 @@
       </w:tr>
       <w:tr>
         <w:trPr>
-          <w:trHeight w:val="442" w:hRule="atLeast"/>
+          <w:trHeight w:val="481" w:hRule="atLeast"/>
         </w:trPr>
         <w:tc>
           <w:tcPr>
@@ -932,7 +932,7 @@
           <w:p>
             <w:pPr>
               <w:spacing w:after="0" w:line="312" w:lineRule="auto"/>
-              <w:jc w:val="left"/>
+              <w:jc w:val="center"/>
             </w:pPr>
             <w:r/>
             <w:r>
@@ -958,7 +958,7 @@
           <w:p>
             <w:pPr>
               <w:spacing w:after="0" w:line="312" w:lineRule="auto"/>
-              <w:jc w:val="left"/>
+              <w:jc w:val="center"/>
             </w:pPr>
             <w:r/>
             <w:r>
@@ -973,7 +973,7 @@
       </w:tr>
       <w:tr>
         <w:trPr>
-          <w:trHeight w:val="442" w:hRule="atLeast"/>
+          <w:trHeight w:val="481" w:hRule="atLeast"/>
         </w:trPr>
         <w:tc>
           <w:tcPr>
@@ -989,7 +989,7 @@
           <w:p>
             <w:pPr>
               <w:spacing w:after="0" w:line="312" w:lineRule="auto"/>
-              <w:jc w:val="left"/>
+              <w:jc w:val="center"/>
             </w:pPr>
             <w:r/>
             <w:r>
@@ -1015,7 +1015,7 @@
           <w:p>
             <w:pPr>
               <w:spacing w:after="0" w:line="312" w:lineRule="auto"/>
-              <w:jc w:val="left"/>
+              <w:jc w:val="center"/>
             </w:pPr>
             <w:r/>
             <w:r>
@@ -1030,7 +1030,7 @@
       </w:tr>
       <w:tr>
         <w:trPr>
-          <w:trHeight w:val="442" w:hRule="atLeast"/>
+          <w:trHeight w:val="481" w:hRule="atLeast"/>
         </w:trPr>
         <w:tc>
           <w:tcPr>
@@ -1046,7 +1046,7 @@
           <w:p>
             <w:pPr>
               <w:spacing w:after="0" w:line="312" w:lineRule="auto"/>
-              <w:jc w:val="left"/>
+              <w:jc w:val="center"/>
             </w:pPr>
             <w:r/>
             <w:r>
@@ -1072,7 +1072,7 @@
           <w:p>
             <w:pPr>
               <w:spacing w:after="0" w:line="312" w:lineRule="auto"/>
-              <w:jc w:val="left"/>
+              <w:jc w:val="center"/>
             </w:pPr>
             <w:r/>
             <w:r>
@@ -1088,7 +1088,7 @@
     </w:tbl>
     <w:p>
       <w:pPr>
-        <w:spacing w:after="31" w:before="0" w:line="312" w:lineRule="auto"/>
+        <w:spacing w:after="34" w:before="0" w:line="312" w:lineRule="auto"/>
         <w:jc w:val="left"/>
       </w:pPr>
       <w:r>
@@ -1101,7 +1101,7 @@
     </w:p>
     <w:p>
       <w:pPr>
-        <w:spacing w:after="31" w:before="62" w:line="312" w:lineRule="auto"/>
+        <w:spacing w:after="34" w:before="68" w:line="312" w:lineRule="auto"/>
         <w:jc w:val="left"/>
         <w:pBdr>
           <w:bottom w:val="single" w:sz="6" w:space="2" w:color="C9D2DD"/>
@@ -1143,7 +1143,7 @@
       </w:tblGrid>
       <w:tr>
         <w:trPr>
-          <w:trHeight w:val="398" w:hRule="atLeast"/>
+          <w:trHeight w:val="433" w:hRule="atLeast"/>
         </w:trPr>
         <w:tc>
           <w:tcPr>
@@ -1293,7 +1293,7 @@
       </w:tr>
       <w:tr>
         <w:trPr>
-          <w:trHeight w:val="398" w:hRule="atLeast"/>
+          <w:trHeight w:val="433" w:hRule="atLeast"/>
         </w:trPr>
         <w:tc>
           <w:tcPr>
@@ -1309,7 +1309,7 @@
           <w:p>
             <w:pPr>
               <w:spacing w:after="0" w:line="312" w:lineRule="auto"/>
-              <w:jc w:val="left"/>
+              <w:jc w:val="center"/>
             </w:pPr>
             <w:r/>
             <w:r>
@@ -1335,7 +1335,7 @@
           <w:p>
             <w:pPr>
               <w:spacing w:after="0" w:line="312" w:lineRule="auto"/>
-              <w:jc w:val="left"/>
+              <w:jc w:val="center"/>
             </w:pPr>
             <w:r/>
             <w:r>
@@ -1361,7 +1361,7 @@
           <w:p>
             <w:pPr>
               <w:spacing w:after="0" w:line="312" w:lineRule="auto"/>
-              <w:jc w:val="left"/>
+              <w:jc w:val="center"/>
             </w:pPr>
             <w:r/>
             <w:r>
@@ -1387,7 +1387,7 @@
           <w:p>
             <w:pPr>
               <w:spacing w:after="0" w:line="312" w:lineRule="auto"/>
-              <w:jc w:val="left"/>
+              <w:jc w:val="center"/>
             </w:pPr>
             <w:r/>
             <w:r>
@@ -1413,7 +1413,7 @@
           <w:p>
             <w:pPr>
               <w:spacing w:after="0" w:line="312" w:lineRule="auto"/>
-              <w:jc w:val="left"/>
+              <w:jc w:val="center"/>
             </w:pPr>
             <w:r/>
             <w:r>
@@ -1428,7 +1428,7 @@
       </w:tr>
       <w:tr>
         <w:trPr>
-          <w:trHeight w:val="398" w:hRule="atLeast"/>
+          <w:trHeight w:val="433" w:hRule="atLeast"/>
         </w:trPr>
         <w:tc>
           <w:tcPr>
@@ -1444,7 +1444,7 @@
           <w:p>
             <w:pPr>
               <w:spacing w:after="0" w:line="312" w:lineRule="auto"/>
-              <w:jc w:val="left"/>
+              <w:jc w:val="center"/>
             </w:pPr>
             <w:r/>
             <w:r>
@@ -1470,7 +1470,7 @@
           <w:p>
             <w:pPr>
               <w:spacing w:after="0" w:line="312" w:lineRule="auto"/>
-              <w:jc w:val="left"/>
+              <w:jc w:val="center"/>
             </w:pPr>
             <w:r/>
             <w:r>
@@ -1496,7 +1496,7 @@
           <w:p>
             <w:pPr>
               <w:spacing w:after="0" w:line="312" w:lineRule="auto"/>
-              <w:jc w:val="left"/>
+              <w:jc w:val="center"/>
             </w:pPr>
             <w:r/>
             <w:r>
@@ -1522,7 +1522,7 @@
           <w:p>
             <w:pPr>
               <w:spacing w:after="0" w:line="312" w:lineRule="auto"/>
-              <w:jc w:val="left"/>
+              <w:jc w:val="center"/>
             </w:pPr>
             <w:r/>
             <w:r>
@@ -1548,7 +1548,7 @@
           <w:p>
             <w:pPr>
               <w:spacing w:after="0" w:line="312" w:lineRule="auto"/>
-              <w:jc w:val="left"/>
+              <w:jc w:val="center"/>
             </w:pPr>
             <w:r/>
             <w:r>
@@ -1563,7 +1563,7 @@
       </w:tr>
       <w:tr>
         <w:trPr>
-          <w:trHeight w:val="398" w:hRule="atLeast"/>
+          <w:trHeight w:val="433" w:hRule="atLeast"/>
         </w:trPr>
         <w:tc>
           <w:tcPr>
@@ -1579,7 +1579,7 @@
           <w:p>
             <w:pPr>
               <w:spacing w:after="0" w:line="312" w:lineRule="auto"/>
-              <w:jc w:val="left"/>
+              <w:jc w:val="center"/>
             </w:pPr>
             <w:r/>
             <w:r>
@@ -1605,7 +1605,7 @@
           <w:p>
             <w:pPr>
               <w:spacing w:after="0" w:line="312" w:lineRule="auto"/>
-              <w:jc w:val="left"/>
+              <w:jc w:val="center"/>
             </w:pPr>
             <w:r/>
             <w:r>
@@ -1631,7 +1631,7 @@
           <w:p>
             <w:pPr>
               <w:spacing w:after="0" w:line="312" w:lineRule="auto"/>
-              <w:jc w:val="left"/>
+              <w:jc w:val="center"/>
             </w:pPr>
             <w:r/>
             <w:r>
@@ -1657,7 +1657,7 @@
           <w:p>
             <w:pPr>
               <w:spacing w:after="0" w:line="312" w:lineRule="auto"/>
-              <w:jc w:val="left"/>
+              <w:jc w:val="center"/>
             </w:pPr>
             <w:r/>
             <w:r>
@@ -1683,7 +1683,7 @@
           <w:p>
             <w:pPr>
               <w:spacing w:after="0" w:line="312" w:lineRule="auto"/>
-              <w:jc w:val="left"/>
+              <w:jc w:val="center"/>
             </w:pPr>
             <w:r/>
             <w:r>
@@ -1698,7 +1698,7 @@
       </w:tr>
       <w:tr>
         <w:trPr>
-          <w:trHeight w:val="398" w:hRule="atLeast"/>
+          <w:trHeight w:val="433" w:hRule="atLeast"/>
         </w:trPr>
         <w:tc>
           <w:tcPr>
@@ -1714,7 +1714,7 @@
           <w:p>
             <w:pPr>
               <w:spacing w:after="0" w:line="312" w:lineRule="auto"/>
-              <w:jc w:val="left"/>
+              <w:jc w:val="center"/>
             </w:pPr>
             <w:r/>
             <w:r>
@@ -1740,7 +1740,7 @@
           <w:p>
             <w:pPr>
               <w:spacing w:after="0" w:line="312" w:lineRule="auto"/>
-              <w:jc w:val="left"/>
+              <w:jc w:val="center"/>
             </w:pPr>
             <w:r/>
             <w:r>
@@ -1766,7 +1766,7 @@
           <w:p>
             <w:pPr>
               <w:spacing w:after="0" w:line="312" w:lineRule="auto"/>
-              <w:jc w:val="left"/>
+              <w:jc w:val="center"/>
             </w:pPr>
             <w:r/>
             <w:r>
@@ -1792,7 +1792,7 @@
           <w:p>
             <w:pPr>
               <w:spacing w:after="0" w:line="312" w:lineRule="auto"/>
-              <w:jc w:val="left"/>
+              <w:jc w:val="center"/>
             </w:pPr>
             <w:r/>
             <w:r>
@@ -1818,7 +1818,7 @@
           <w:p>
             <w:pPr>
               <w:spacing w:after="0" w:line="312" w:lineRule="auto"/>
-              <w:jc w:val="left"/>
+              <w:jc w:val="center"/>
             </w:pPr>
             <w:r/>
             <w:r>
@@ -1833,7 +1833,7 @@
       </w:tr>
       <w:tr>
         <w:trPr>
-          <w:trHeight w:val="398" w:hRule="atLeast"/>
+          <w:trHeight w:val="433" w:hRule="atLeast"/>
         </w:trPr>
         <w:tc>
           <w:tcPr>
@@ -1849,7 +1849,7 @@
           <w:p>
             <w:pPr>
               <w:spacing w:after="0" w:line="312" w:lineRule="auto"/>
-              <w:jc w:val="left"/>
+              <w:jc w:val="center"/>
             </w:pPr>
             <w:r/>
             <w:r>
@@ -1875,7 +1875,7 @@
           <w:p>
             <w:pPr>
               <w:spacing w:after="0" w:line="312" w:lineRule="auto"/>
-              <w:jc w:val="left"/>
+              <w:jc w:val="center"/>
             </w:pPr>
             <w:r/>
             <w:r>
@@ -1901,7 +1901,7 @@
           <w:p>
             <w:pPr>
               <w:spacing w:after="0" w:line="312" w:lineRule="auto"/>
-              <w:jc w:val="left"/>
+              <w:jc w:val="center"/>
             </w:pPr>
             <w:r/>
             <w:r>
@@ -1927,7 +1927,7 @@
           <w:p>
             <w:pPr>
               <w:spacing w:after="0" w:line="312" w:lineRule="auto"/>
-              <w:jc w:val="left"/>
+              <w:jc w:val="center"/>
             </w:pPr>
             <w:r/>
             <w:r>
@@ -1953,7 +1953,7 @@
           <w:p>
             <w:pPr>
               <w:spacing w:after="0" w:line="312" w:lineRule="auto"/>
-              <w:jc w:val="left"/>
+              <w:jc w:val="center"/>
             </w:pPr>
             <w:r/>
             <w:r>
@@ -1968,7 +1968,7 @@
       </w:tr>
       <w:tr>
         <w:trPr>
-          <w:trHeight w:val="398" w:hRule="atLeast"/>
+          <w:trHeight w:val="433" w:hRule="atLeast"/>
         </w:trPr>
         <w:tc>
           <w:tcPr>
@@ -1984,7 +1984,7 @@
           <w:p>
             <w:pPr>
               <w:spacing w:after="0" w:line="312" w:lineRule="auto"/>
-              <w:jc w:val="left"/>
+              <w:jc w:val="center"/>
             </w:pPr>
             <w:r/>
             <w:r>
@@ -2010,7 +2010,7 @@
           <w:p>
             <w:pPr>
               <w:spacing w:after="0" w:line="312" w:lineRule="auto"/>
-              <w:jc w:val="left"/>
+              <w:jc w:val="center"/>
             </w:pPr>
             <w:r/>
             <w:r>
@@ -2036,7 +2036,7 @@
           <w:p>
             <w:pPr>
               <w:spacing w:after="0" w:line="312" w:lineRule="auto"/>
-              <w:jc w:val="left"/>
+              <w:jc w:val="center"/>
             </w:pPr>
             <w:r/>
             <w:r>
@@ -2062,7 +2062,7 @@
           <w:p>
             <w:pPr>
               <w:spacing w:after="0" w:line="312" w:lineRule="auto"/>
-              <w:jc w:val="left"/>
+              <w:jc w:val="center"/>
             </w:pPr>
             <w:r/>
             <w:r>
@@ -2088,7 +2088,7 @@
           <w:p>
             <w:pPr>
               <w:spacing w:after="0" w:line="312" w:lineRule="auto"/>
-              <w:jc w:val="left"/>
+              <w:jc w:val="center"/>
             </w:pPr>
             <w:r/>
             <w:r>
@@ -2104,7 +2104,7 @@
     </w:tbl>
     <w:p>
       <w:pPr>
-        <w:spacing w:after="31" w:before="0" w:line="312" w:lineRule="auto"/>
+        <w:spacing w:after="34" w:before="0" w:line="312" w:lineRule="auto"/>
         <w:jc w:val="left"/>
       </w:pPr>
       <w:r>
@@ -2117,7 +2117,7 @@
     </w:p>
     <w:p>
       <w:pPr>
-        <w:spacing w:after="94" w:before="0" w:line="312" w:lineRule="auto"/>
+        <w:spacing w:after="102" w:before="0" w:line="312" w:lineRule="auto"/>
         <w:jc w:val="left"/>
       </w:pPr>
       <w:r>
@@ -2130,7 +2130,7 @@
     </w:p>
     <w:p>
       <w:pPr>
-        <w:spacing w:after="62" w:before="0" w:line="312" w:lineRule="auto"/>
+        <w:spacing w:after="68" w:before="0" w:line="312" w:lineRule="auto"/>
         <w:jc w:val="center"/>
       </w:pPr>
       <w:r>
@@ -2144,7 +2144,7 @@
     </w:p>
     <w:p>
       <w:pPr>
-        <w:spacing w:after="62" w:before="62" w:line="312" w:lineRule="auto"/>
+        <w:spacing w:after="68" w:before="68" w:line="312" w:lineRule="auto"/>
         <w:jc w:val="center"/>
       </w:pPr>
       <w:r>
@@ -2158,7 +2158,7 @@
     </w:p>
     <w:p>
       <w:pPr>
-        <w:spacing w:after="62" w:before="0" w:line="312" w:lineRule="auto"/>
+        <w:spacing w:after="68" w:before="0" w:line="312" w:lineRule="auto"/>
         <w:jc w:val="right"/>
       </w:pPr>
       <w:r>
